--- a/example_articles/states/Kentucky/3.states_Kentucky_New_York_Times.docx
+++ b/example_articles/states/Kentucky/3.states_Kentucky_New_York_Times.docx
@@ -27,17 +27,17 @@
     </w:p>
     <w:p>
       <w:r>
-        <w:t>Source File: NYT/5.DOCX</w:t>
+        <w:t>Source file: NYT/5.DOCX</w:t>
       </w:r>
     </w:p>
     <w:p>
       <w:r>
-        <w:t>Raw locations result: ['Kentucky']</w:t>
+        <w:t>Raw locations result, 'locations': ['Kentucky']</w:t>
       </w:r>
     </w:p>
     <w:p>
       <w:r>
-        <w:t>states_stand_flat (Standardized): Kentucky</w:t>
+        <w:t>Standardized locations result, 'states_stand_flat': Kentucky</w:t>
       </w:r>
     </w:p>
     <w:p>

--- a/example_articles/states/Kentucky/3.states_Kentucky_New_York_Times.docx
+++ b/example_articles/states/Kentucky/3.states_Kentucky_New_York_Times.docx
@@ -7,7 +7,7 @@
         <w:pStyle w:val="Heading1"/>
       </w:pPr>
       <w:r>
-        <w:t>A New Hope for Manhattan's Chino Latino Restaurants: TikTok</w:t>
+        <w:t>Pop and Jazz in Review</w:t>
       </w:r>
     </w:p>
     <w:p>
@@ -17,17 +17,17 @@
     </w:p>
     <w:p>
       <w:r>
-        <w:t>Date: 2023-05-12</w:t>
+        <w:t>Date: 1992-12-03</w:t>
       </w:r>
     </w:p>
     <w:p>
       <w:r>
-        <w:t>Section: DINING</w:t>
+        <w:t>Section: Section C;; Section C; Page 16; Column 6; Cultural Desk; Column 6;; Review</w:t>
       </w:r>
     </w:p>
     <w:p>
       <w:r>
-        <w:t>Source file: NYT/5.DOCX</w:t>
+        <w:t>Source file: NYT/24.DOCX</w:t>
       </w:r>
     </w:p>
     <w:p>
@@ -49,61 +49,17 @@
     </w:p>
     <w:p>
       <w:r>
-        <w:t>During a recent weekday lunch rush at his restaurant on the Upper West Side, Richard Lam hurried around the dining room fielding orders from his regulars for dishes like wonton soup, General Tso's chicken and fried rice.</w:t>
+        <w:t>Kentucky Headhunters</w:t>
         <w:br/>
-        <w:t>Moments earlier, Mr. Lam recommended a plate of crispy chicharrones de pollo to a first-time customer who learned about the diner from a viral TikTok video posted in March.</w:t>
+        <w:t>Lone Star Roadhouse</w:t>
         <w:br/>
-        <w:t>La Dinastia, which opened in 1986, is at the center of an effort by restaurant owners to resuscitate New York City's Chino Latino food, a slowly dying cuisine that features Chinese dishes like lo mein alongside Latino ones such as palomilla steak cooked in a wok, and mofongo covered in a beef gravy.</w:t>
+        <w:t>240 West 52d Street</w:t>
         <w:br/>
-        <w:t>Mr. Lam's struggle to stay relevant recently received a boost from an unlikely source: a series of widely viewed TikTok videos posted in the last few months from the account @RighteousEats that has brought scores of new customers to the diner. The videos have ranged from highlighting dishes on the menu to explaining the history of the restaurant in Spanish.</w:t>
+        <w:t>The Kentucky Headhunters are pot-bellied and proud. True, only a couple of these five Southern boogie masters actually show a paunch, but attitude-wise, they aren't afraid of a little flesh and like to throw that weight around. The Headhunters' stomping country rock is practically a manifesto for down-home white male working-class pride, music that would make a perfect soundtrack to a wildman weekend.</w:t>
         <w:br/>
-        <w:t>Now, Mr. Lam, 36, finds himself navigating a new frontier, with lines spilling out of the door of this neighborhood institution surrounded by trendy fast-casual spots. The moment marks his best — and perhaps last — chance to attract new diners to Chino Latino food, a niche in the New York food scene.</w:t>
+        <w:t>The Headhunters' party music is hardly original, as the group's Tuesday-night set made clear. Fun matters more than innovation in their beer-drinkin', woman-lovin' world.  Alternating timeworn covers like Chuck Berry's "Little Queenie" and Hank Williams's "Oh Lonesome Me" with their own post-Allman Brothers barroom rock, the group gave the audience just what it had come for: a righteous excuse to party.</w:t>
         <w:br/>
-        <w:t>"It's my time to try and build new clientele," said Mr. Lam, whose father, Juan Lam, opened the restaurant shortly after he was born.</w:t>
-        <w:br/>
-        <w:t>Unlike places serving fusion foods like Korean tacos or Mexican pizza, restaurants like La Dinastia split their menus to showcase separate Chinese and Latino dishes that can also be served together.</w:t>
-        <w:br/>
-        <w:t>There are only a handful of Chino Latino restaurants left in New York today, but at one point, there were at least 20, said Lok Siu, a professor of Asian American and Asian diaspora studies at the University of California, Berkeley, who has researched Chinese Latinos. Many of the restaurants were opened by the descendants of Chinese immigrants who moved to countries like Cuba, Peru and Venezuela, beginning in the mid-1800s. They learned to cook local dishes and speak Spanish.</w:t>
-        <w:br/>
-        <w:t>As political turmoil and economic instability uprooted people throughout Latin America, Chinese Latinos came to the United States, eventually settling in New York City. Chino Latino cuisine flourished here, Ms. Siu said, because immigrants found a community in two cultures. They opened restaurants in the late 1960s to serve working class Latinos, especially those who lived in the Upper West Side. Over time, as neighborhoods gentrified and the population of Chinese Latinos dwindled, so did the restaurants.</w:t>
-        <w:br/>
-        <w:t>"These are the last remnants of what remains from this cultural phenomena," Ms. Liu said about the restaurants. "There's nothing else that marks their long existence."</w:t>
-        <w:br/>
-        <w:t>That disappearing history is honored at Marco Britti's restaurant Calle Dao, named after Calle Cuchillo, the last remaining street of the Chinatown in Cuba's capital. It opened in 2014, and he took a fusion cooking approach with Chinese and Cuban ingredients to make dishes like fried rice with roasted pork and chorizo, and ropa vieja served with noodles and a Sichuan soy glaze.</w:t>
-        <w:br/>
-        <w:t>In the dining room, an enlarged image of the Cuban newspaper Kwong Wah Po — printed in Spanish and Chinese — hangs on the wall.</w:t>
-        <w:br/>
-        <w:t>"It's kind of the birth certificate of Calle Dao," said Mr. Britti, 50, an Italian immigrant who moved to Cuba for a short time to learn about salsa music. "It brings the two cultures together."</w:t>
-        <w:br/>
-        <w:t>The owners of two traditional Chino Latino restaurants, La Dinastia and Flor de Mayo, which opened in 1977, have largely kept the food and service as it was when their families began.</w:t>
-        <w:br/>
-        <w:t>Though both restaurants operate separately, they share a common history. Phillip Chu and William Cho immigrated to Peru in the late 1960s from Hong Kong and met Juan Lam. The trio moved to New York City soon after and took over a restaurant in 1977, forming Flor de Mayo together with an additional partner. In 1985, when the lease ended, the partners split; Mr. Lam opened La Dinastia where there was formerly a Cuban restaurant, and Flor de Mayo relocated to a new space on Broadway. The current owners remain good friends.</w:t>
-        <w:br/>
-        <w:t>Both restaurants have experimented with updated dishes, like a green sauce made with cilantro and avocado that pairs well with chicharrones de pollo at La Dinastia, and yuca balls stuffed with sausage, deep fried and served with a spicy sauce at Flor de Mayo.</w:t>
-        <w:br/>
-        <w:t>Last month, Brandon Marquez, of Midtown East, first dined at La Dinastia, and soon after saw a TikTok video by Righteous Eats about the restaurant.</w:t>
-        <w:br/>
-        <w:t>"It kind of reminds me of home," Mr. Marquez, 24, who is half Filipino and Salvadoran, said about the restaurant, "especially when I saw the TikTok and all the Asian people speaking in Spanish."</w:t>
-        <w:br/>
-        <w:t>Despite the new publicity, the biggest challenge these restaurants face is staffing. All of the cooks at La Dinastia's kitchen are Chinese and have learned to make Cuban dishes over time. Many original cooks and waiters retired during the pandemic. Michael Lan, an owner at La Dinastia who has worked there for decades, is planning his own exit.</w:t>
-        <w:br/>
-        <w:t>"I'll be there for him," Mr. Lan, 64, said about the younger Mr. Lam. "I'm trying to hand him the baton. He's really pushing it, and he will get there when I finally decide to hang up my shoes."</w:t>
-        <w:br/>
-        <w:t>At Flor de Mayo, inexperienced cooks start off making dishes like lo mein and fried rice, and learn to serve food like lomo saltado from the chefs that have worked there for close to 30 years. "But they're getting old," said Marvin Chu, 40, an owner who operates the restaurant's three locations with his brother and great-uncle. "Our menu has over 100 types of cooking. For someone that's new coming in and looking, they get scared."</w:t>
-        <w:br/>
-        <w:t>This variety of food has always interested Chris Sileo, 55, of the Upper West Side. About once a month, he comes to La Dinastia with friends from Hell's Kitchen and Sparta, N.J. One, Steven Grillo, 50, recognized Mr. Lan from a Facebook video.</w:t>
-        <w:br/>
-        <w:t>Regulars like Mr. Sileo have had a more difficult time eating at the restaurant lately because of long lines, though Mr. Lam, an owner, said he will hold a table if frequent patrons call ahead. Mr. Sileo said he was happy to see the boost from social media and new customers.</w:t>
-        <w:br/>
-        <w:t>"You have to keep it growing," he said. "But they always have room for us."</w:t>
-        <w:br/>
-        <w:t>Susan C. Beachy contributed research.</w:t>
-        <w:br/>
-        <w:t>Follow New York Times Cooking on Instagram, Facebook, YouTube, TikTok and Pinterest. Get regular updates from New York Times Cooking, with recipe suggestions, cooking tips and shopping advice.</w:t>
-        <w:br/>
-        <w:t xml:space="preserve">Susan C. Beachy contributed research. </w:t>
-        <w:br/>
-        <w:t>PHOTOS: Clockwise from top left: La Dinastia, on the Upper West Side; Peruvian rotisserie chicken at Flor de Mayo; palomilla steak at La Dinastia; Richard Lam, left, and Michael Lan, the owners of La Dinastia; dishes at Calle Dao; one of Calle Dao's three locations in Manhattan. (PHOTOGRAPHS BY LANNA APISUKH FOR THE NEW YORK TIMES) This article appeared in print on page D6.</w:t>
+        <w:t>The Headhunters showed a debt to hard rock, as well. Greg Martin took every available opportunity to launch into a wailing guitar solo, and Mark Orr's blues vocals owed more to Robert Plant than to Muddy Waters. The show's highlight came at the end of the set, when Fred Young threw up his drumsticks and finished his lengthy drum solo with his bare hands. It seemed that Iron John had been reincarnated once again, this time possessing the keys to a Ford pickup truck.</w:t>
       </w:r>
     </w:p>
     <w:sectPr>

--- a/example_articles/states/Kentucky/3.states_Kentucky_New_York_Times.docx
+++ b/example_articles/states/Kentucky/3.states_Kentucky_New_York_Times.docx
@@ -7,7 +7,7 @@
         <w:pStyle w:val="Heading1"/>
       </w:pPr>
       <w:r>
-        <w:t>Pop and Jazz in Review</w:t>
+        <w:t>Clinton Tries to Fend Off Sanders in Kentucky Even as She Turns to Trump</w:t>
       </w:r>
     </w:p>
     <w:p>
@@ -17,17 +17,17 @@
     </w:p>
     <w:p>
       <w:r>
-        <w:t>Date: 1992-12-03</w:t>
+        <w:t>Date: 2016-05-17</w:t>
       </w:r>
     </w:p>
     <w:p>
       <w:r>
-        <w:t>Section: Section C;; Section C; Page 16; Column 6; Cultural Desk; Column 6;; Review</w:t>
+        <w:t>Section: Section A; Column 0; National Desk; Pg. 14</w:t>
       </w:r>
     </w:p>
     <w:p>
       <w:r>
-        <w:t>Source file: NYT/24.DOCX</w:t>
+        <w:t>Source file: NYT/26.DOCX</w:t>
       </w:r>
     </w:p>
     <w:p>
@@ -49,17 +49,66 @@
     </w:p>
     <w:p>
       <w:r>
-        <w:t>Kentucky Headhunters</w:t>
+        <w:t>HOPKINSVILLE, Ky. -- Hillary Clinton raced on Monday to fend off Senator Bernie Sanders on the eve of Kentucky's Democratic primary, hoping to avoid another show of weakness as she heads into an almost certain general-election fight with Donald J. Trump.</w:t>
         <w:br/>
-        <w:t>Lone Star Roadhouse</w:t>
+        <w:t xml:space="preserve">Mrs. Clinton snaked through a smoke-filled diner, and then she hopscotched around the state holding a series of rallies, where she urged Kentuckians to turn out to vote. </w:t>
         <w:br/>
-        <w:t>240 West 52d Street</w:t>
+        <w:t xml:space="preserve">  The fast-paced day, which included a combative exchange with an audience member who objected to her criticism of Kentucky's Republican governor, might have suggested a candidate fighting for survival.</w:t>
         <w:br/>
-        <w:t>The Kentucky Headhunters are pot-bellied and proud. True, only a couple of these five Southern boogie masters actually show a paunch, but attitude-wise, they aren't afraid of a little flesh and like to throw that weight around. The Headhunters' stomping country rock is practically a manifesto for down-home white male working-class pride, music that would make a perfect soundtrack to a wildman weekend.</w:t>
+        <w:t xml:space="preserve">  Instead, Mrs. Clinton is all but certain to claim her party's nomination. But in the meantime, she would prefer to stop losing primaries, even if they are of little mathematical consequence.</w:t>
         <w:br/>
-        <w:t>The Headhunters' party music is hardly original, as the group's Tuesday-night set made clear. Fun matters more than innovation in their beer-drinkin', woman-lovin' world.  Alternating timeworn covers like Chuck Berry's "Little Queenie" and Hank Williams's "Oh Lonesome Me" with their own post-Allman Brothers barroom rock, the group gave the audience just what it had come for: a righteous excuse to party.</w:t>
+        <w:t xml:space="preserve">  Mrs. Clinton's husband, former President Bill Clinton, won Kentucky in both 1992 and 1996, and Mrs. Clinton trounced Barack Obama here in the 2008 primary. But this year's primary here is hard to predict: Polling has been scarce, and both she and Mr. Sanders have lavished attention on the state.</w:t>
         <w:br/>
-        <w:t>The Headhunters showed a debt to hard rock, as well. Greg Martin took every available opportunity to launch into a wailing guitar solo, and Mark Orr's blues vocals owed more to Robert Plant than to Muddy Waters. The show's highlight came at the end of the set, when Fred Young threw up his drumsticks and finished his lengthy drum solo with his bare hands. It seemed that Iron John had been reincarnated once again, this time possessing the keys to a Ford pickup truck.</w:t>
+        <w:t xml:space="preserve">  After visiting Kentucky last week, Mrs. Clinton on Monday wrapped up a two-day tour. She started her day in the western part of the state with a visit to the Lone Oak Little Castle restaurant in Paducah, where she was joined by Kentucky's secretary of state, Alison Lundergan Grimes.</w:t>
+        <w:br/>
+        <w:t xml:space="preserve">  ''I'm excited about the primary tomorrow, but we got to turn a lot of people out,'' Mrs. Clinton said. ''And I'll tell you this: I'm not going to give up on Kentucky in November.''</w:t>
+        <w:br/>
+        <w:t xml:space="preserve">  Mr. Sanders campaigned in Puerto Rico on Monday, but over the weekend, he made several stops in Kentucky, including visits to Frankfort, Elizabethtown and Bowling Green.</w:t>
+        <w:br/>
+        <w:t xml:space="preserve">  At a rally in Paducah on Sunday, Mr. Sanders argued that he was the stronger candidate to defeat Mr. Trump. He also took aim at Kentucky's governor, Matt Bevin, a foe of the Affordable Care Act, saying they had stark differences over health care and education.</w:t>
+        <w:br/>
+        <w:t xml:space="preserve">  ''If anybody in this room or in this state wants to know what kind of president I will be, take a look at Governor Bevin and what he is doing,'' Mr. Sanders said. ''And then think about the exact opposite, and that's Bernie Sanders.''</w:t>
+        <w:br/>
+        <w:t xml:space="preserve">  Mrs. Clinton, too, criticized Mr. Bevin, while showcasing the backing of his Democratic predecessor, Steve Beshear. At a rally here in Hopkinsville on Monday, she said Mr. Bevin was ''just bent on destroying so much of what Kentucky has achieved.''</w:t>
+        <w:br/>
+        <w:t xml:space="preserve">  Not long after, when a woman in the crowd objected to her criticism, Mrs. Clinton held her ground. ''You are entitled to your opinion, but you're not entitled to your own facts,'' Mrs. Clinton fired back, adding: ''It's time people stopped listening to Republican propaganda about the economy, education and health care.''</w:t>
+        <w:br/>
+        <w:t xml:space="preserve">  Kentucky's primary is one of two Democratic contests on Tuesday. Oregon, which votes by mail, requires ballots to be received by Tuesday night, and the state's demographics favor Mr. Sanders. Kentucky is more competitive, and it poses another test of how much Mrs. Clinton can attract white working-class voters, who have been receptive to Mr. Sanders's populist message.</w:t>
+        <w:br/>
+        <w:t xml:space="preserve">  On Monday, Mrs. Clinton appealed to voters who have fond memories of her husband's administration. ''I want to help bring back the kind of economy that worked for everybody in the 1990s,'' she said at the diner.</w:t>
+        <w:br/>
+        <w:t xml:space="preserve">  Losses in Kentucky and Oregon would not imperil her grip on the Democratic nomination, but Mrs. Clinton is in the awkward position of running two campaigns at once: urging voters to turn out in the primary while also laying out arguments geared toward a face-off with Mr. Trump in November.</w:t>
+        <w:br/>
+        <w:t xml:space="preserve">  Campaigning in Kentucky, Mrs. Clinton attacked Mr. Sanders by saying he voted against the auto industry bailout, though Mr. Sanders's record is not as clear-cut as Mrs. Clinton suggested.</w:t>
+        <w:br/>
+        <w:t xml:space="preserve">  At the same time, Mrs. Clinton devoted considerable attention to Mr. Trump, criticizing him over issues like taxes and foreign policy. In Bowling Green on Monday, she told the crowd to imagine she was on a debate stage with Mr. Trump, and provided a sample question: ''So what is your plan to create jobs?''</w:t>
+        <w:br/>
+        <w:t xml:space="preserve">  Mrs. Clinton offered an impression of the businessman.</w:t>
+        <w:br/>
+        <w:t xml:space="preserve">  ''His answer is, 'I'm going to create them, they're going to be great, I know how to do it, but I'm not telling you what it is I'm going to do,' '' she said.</w:t>
+        <w:br/>
+        <w:t xml:space="preserve">  At the Lone Oak Little Castle, where the menu includes staples like biscuits and gravy, Mrs. Clinton saw signs of loyal support for her and her husband, as well as of the resistance she is likely to face in November from some voters.</w:t>
+        <w:br/>
+        <w:t xml:space="preserve">  Residents peered in the windows of the restaurant to observe the commotion inside as Mrs. Clinton slowly made her way through the crowd, greeting admirers like Debbie Patterson, 60, who wore a shirt saying, ''Anything Bill can do Hill can do better.''</w:t>
+        <w:br/>
+        <w:t xml:space="preserve">  ''That is so cute!'' Mrs. Clinton said.</w:t>
+        <w:br/>
+        <w:t xml:space="preserve">  Mrs. Clinton also encountered DiAnna Dooley, 66, a supporter of Mr. Trump's who made a miniature Trump sign by scrawling his name on a slip of paper. Before Mrs. Clinton made the rounds, Ms. Dooley described her as ''just a carbon-copy Obama.''</w:t>
+        <w:br/>
+        <w:t xml:space="preserve">  Later, Ms. Dooley told Mrs. Clinton that she would never vote for her. Mrs. Clinton was unruffled. ''That's O.K.,'' she replied. ''You vote for whoever you want.''</w:t>
+        <w:br/>
+        <w:t xml:space="preserve">  Find out what you need to know about the 2016 presidential race today, and get politics news updates via Facebook, Twitter and the First Draft newsletter.</w:t>
+        <w:br/>
+        <w:br/>
+        <w:t>http://www.nytimes.com/2016/05/17/us/politics/hillary-clinton-in-kentucky-fights-to-avert-a-2-loss-tuesday.html</w:t>
+        <w:br/>
+        <w:br/>
+        <w:t>Graphic</w:t>
+        <w:br/>
+        <w:br/>
+        <w:t xml:space="preserve"> </w:t>
+        <w:br/>
+        <w:t>PHOTO: Hillary Clinton greeted customers at the Lone Oak Little Castle restaurant in Paducah, Ky., on Monday, continuing a two-day tour. (PHOTOGRAPH BY ANDREW HARNIK/ASSOCIATED PRESS)</w:t>
       </w:r>
     </w:p>
     <w:sectPr>
